--- a/Writing and Communication/第一次作业-邓宇帆.docx
+++ b/Writing and Communication/第一次作业-邓宇帆.docx
@@ -40,9 +40,6 @@
       <w:pPr>
         <w:spacing w:beforeLines="150" w:before="468"/>
         <w:jc w:val="center"/>
-        <w:rPr>
-          <w:rFonts w:hint="eastAsia"/>
-        </w:rPr>
       </w:pPr>
       <w:r>
         <w:rPr>
@@ -261,7 +258,6 @@
     <w:p>
       <w:pPr>
         <w:rPr>
-          <w:rFonts w:hint="eastAsia"/>
           <w:b/>
           <w:bCs/>
           <w:szCs w:val="21"/>
@@ -421,7 +417,6 @@
     <w:p>
       <w:pPr>
         <w:rPr>
-          <w:rFonts w:hint="eastAsia"/>
           <w:szCs w:val="21"/>
         </w:rPr>
       </w:pPr>
@@ -637,23 +632,7 @@
           <w:rFonts w:hint="eastAsia"/>
           <w:szCs w:val="21"/>
         </w:rPr>
-        <w:t xml:space="preserve"> </w:t>
-      </w:r>
-      <w:proofErr w:type="spellStart"/>
-      <w:r>
-        <w:rPr>
-          <w:rFonts w:hint="eastAsia"/>
-          <w:szCs w:val="21"/>
-        </w:rPr>
-        <w:t>ChinaJoy</w:t>
-      </w:r>
-      <w:proofErr w:type="spellEnd"/>
-      <w:r>
-        <w:rPr>
-          <w:rFonts w:hint="eastAsia"/>
-          <w:szCs w:val="21"/>
-        </w:rPr>
-        <w:t xml:space="preserve"> </w:t>
+        <w:t xml:space="preserve"> ChinaJoy </w:t>
       </w:r>
       <w:r>
         <w:rPr>
@@ -918,9 +897,22 @@
           <w:rFonts w:hint="eastAsia"/>
           <w:szCs w:val="21"/>
         </w:rPr>
-        <w:t xml:space="preserve"> </w:t>
-      </w:r>
-      <w:proofErr w:type="spellStart"/>
+        <w:t xml:space="preserve"> Comiket </w:t>
+      </w:r>
+      <w:r>
+        <w:rPr>
+          <w:rFonts w:hint="eastAsia"/>
+          <w:szCs w:val="21"/>
+        </w:rPr>
+        <w:t>等同人售卖会不同，</w:t>
+      </w:r>
+      <w:r>
+        <w:rPr>
+          <w:rFonts w:hint="eastAsia"/>
+          <w:szCs w:val="21"/>
+        </w:rPr>
+        <w:t>受规模和人数限制，</w:t>
+      </w:r>
       <w:r>
         <w:rPr>
           <w:rFonts w:hint="eastAsia"/>
@@ -928,37 +920,6 @@
         </w:rPr>
         <w:t>Comiket</w:t>
       </w:r>
-      <w:proofErr w:type="spellEnd"/>
-      <w:r>
-        <w:rPr>
-          <w:rFonts w:hint="eastAsia"/>
-          <w:szCs w:val="21"/>
-        </w:rPr>
-        <w:t xml:space="preserve"> </w:t>
-      </w:r>
-      <w:r>
-        <w:rPr>
-          <w:rFonts w:hint="eastAsia"/>
-          <w:szCs w:val="21"/>
-        </w:rPr>
-        <w:t>等同人售卖会不同，</w:t>
-      </w:r>
-      <w:r>
-        <w:rPr>
-          <w:rFonts w:hint="eastAsia"/>
-          <w:szCs w:val="21"/>
-        </w:rPr>
-        <w:t>受规模和人数限制，</w:t>
-      </w:r>
-      <w:proofErr w:type="spellStart"/>
-      <w:r>
-        <w:rPr>
-          <w:rFonts w:hint="eastAsia"/>
-          <w:szCs w:val="21"/>
-        </w:rPr>
-        <w:t>Comiket</w:t>
-      </w:r>
-      <w:proofErr w:type="spellEnd"/>
       <w:r>
         <w:rPr>
           <w:rFonts w:hint="eastAsia"/>
@@ -984,7 +945,6 @@
     <w:p>
       <w:pPr>
         <w:rPr>
-          <w:rFonts w:hint="eastAsia"/>
           <w:szCs w:val="21"/>
         </w:rPr>
       </w:pPr>
@@ -1103,7 +1063,6 @@
     <w:p>
       <w:pPr>
         <w:rPr>
-          <w:rFonts w:hint="eastAsia"/>
           <w:szCs w:val="21"/>
         </w:rPr>
       </w:pPr>
@@ -1182,7 +1141,6 @@
     <w:p>
       <w:pPr>
         <w:rPr>
-          <w:rFonts w:hint="eastAsia"/>
           <w:szCs w:val="21"/>
         </w:rPr>
       </w:pPr>
@@ -1275,7 +1233,6 @@
     <w:p>
       <w:pPr>
         <w:rPr>
-          <w:rFonts w:hint="eastAsia"/>
           <w:szCs w:val="21"/>
         </w:rPr>
       </w:pPr>
@@ -1438,7 +1395,6 @@
     <w:p>
       <w:pPr>
         <w:rPr>
-          <w:rFonts w:hint="eastAsia"/>
           <w:szCs w:val="21"/>
         </w:rPr>
       </w:pPr>
@@ -1568,7 +1524,6 @@
     <w:p>
       <w:pPr>
         <w:rPr>
-          <w:rFonts w:hint="eastAsia"/>
           <w:szCs w:val="21"/>
         </w:rPr>
       </w:pPr>
@@ -1602,21 +1557,12 @@
           <w:szCs w:val="21"/>
         </w:rPr>
       </w:pPr>
-      <w:proofErr w:type="spellStart"/>
-      <w:r>
-        <w:rPr>
-          <w:rFonts w:hint="eastAsia"/>
-          <w:szCs w:val="21"/>
-        </w:rPr>
-        <w:t>ChinaJoy</w:t>
-      </w:r>
-      <w:proofErr w:type="spellEnd"/>
-      <w:r>
-        <w:rPr>
-          <w:rFonts w:hint="eastAsia"/>
-          <w:szCs w:val="21"/>
-        </w:rPr>
-        <w:t xml:space="preserve"> </w:t>
+      <w:r>
+        <w:rPr>
+          <w:rFonts w:hint="eastAsia"/>
+          <w:szCs w:val="21"/>
+        </w:rPr>
+        <w:t xml:space="preserve">ChinaJoy </w:t>
       </w:r>
       <w:r>
         <w:rPr>
@@ -1669,21 +1615,7 @@
           <w:rFonts w:hint="eastAsia"/>
           <w:szCs w:val="21"/>
         </w:rPr>
-        <w:t>优游易关于中国</w:t>
-      </w:r>
-      <w:r>
-        <w:rPr>
-          <w:rFonts w:hint="eastAsia"/>
-          <w:szCs w:val="21"/>
-        </w:rPr>
-        <w:t>音数协游戏博物馆</w:t>
-      </w:r>
-      <w:r>
-        <w:rPr>
-          <w:rFonts w:hint="eastAsia"/>
-          <w:szCs w:val="21"/>
-        </w:rPr>
-        <w:t>的介绍，</w:t>
+        <w:t>优游易关于中国音数协游戏博物馆的介绍，</w:t>
       </w:r>
       <w:hyperlink r:id="rId11" w:history="1">
         <w:r>
@@ -1735,46 +1667,22 @@
             <w:rStyle w:val="a7"/>
             <w:szCs w:val="21"/>
           </w:rPr>
-          <w:t>https://type-moon-museum.com/</w:t>
-        </w:r>
-        <w:r>
-          <w:rPr>
-            <w:rStyle w:val="a7"/>
-            <w:szCs w:val="21"/>
-          </w:rPr>
-          <w:t>e</w:t>
-        </w:r>
-        <w:r>
-          <w:rPr>
-            <w:rStyle w:val="a7"/>
-            <w:szCs w:val="21"/>
-          </w:rPr>
-          <w:t>xhibition</w:t>
+          <w:t>https://type-moon-museum.com/exhibition</w:t>
         </w:r>
       </w:hyperlink>
     </w:p>
     <w:p>
       <w:pPr>
         <w:rPr>
-          <w:rFonts w:hint="eastAsia"/>
-          <w:szCs w:val="21"/>
-        </w:rPr>
-      </w:pPr>
-      <w:proofErr w:type="spellStart"/>
-      <w:r>
-        <w:rPr>
-          <w:rFonts w:hint="eastAsia"/>
-          <w:szCs w:val="21"/>
-        </w:rPr>
-        <w:t>Comiket</w:t>
-      </w:r>
-      <w:proofErr w:type="spellEnd"/>
-      <w:r>
-        <w:rPr>
-          <w:rFonts w:hint="eastAsia"/>
-          <w:szCs w:val="21"/>
-        </w:rPr>
-        <w:t xml:space="preserve"> </w:t>
+          <w:szCs w:val="21"/>
+        </w:rPr>
+      </w:pPr>
+      <w:r>
+        <w:rPr>
+          <w:rFonts w:hint="eastAsia"/>
+          <w:szCs w:val="21"/>
+        </w:rPr>
+        <w:t xml:space="preserve">Comiket </w:t>
       </w:r>
       <w:r>
         <w:rPr>
@@ -2005,7 +1913,6 @@
     <w:p>
       <w:pPr>
         <w:rPr>
-          <w:rFonts w:hint="eastAsia"/>
           <w:szCs w:val="21"/>
         </w:rPr>
       </w:pPr>
@@ -2028,14 +1935,7 @@
           <w:rFonts w:hint="eastAsia"/>
           <w:szCs w:val="21"/>
         </w:rPr>
-        <w:t>帮助理解</w:t>
-      </w:r>
-      <w:r>
-        <w:rPr>
-          <w:rFonts w:hint="eastAsia"/>
-          <w:szCs w:val="21"/>
-        </w:rPr>
-        <w:t>《</w:t>
+        <w:t>帮助理解《</w:t>
       </w:r>
       <w:r>
         <w:rPr>
@@ -2084,6 +1984,63 @@
           <w:szCs w:val="21"/>
         </w:rPr>
         <w:t>信息来源。</w:t>
+      </w:r>
+    </w:p>
+    <w:p>
+      <w:pPr>
+        <w:rPr>
+          <w:szCs w:val="21"/>
+        </w:rPr>
+      </w:pPr>
+    </w:p>
+    <w:p>
+      <w:pPr>
+        <w:rPr>
+          <w:rFonts w:hint="eastAsia"/>
+          <w:szCs w:val="21"/>
+        </w:rPr>
+      </w:pPr>
+      <w:r>
+        <w:rPr>
+          <w:rFonts w:hint="eastAsia"/>
+          <w:szCs w:val="21"/>
+        </w:rPr>
+        <w:t>4</w:t>
+      </w:r>
+      <w:r>
+        <w:rPr>
+          <w:rFonts w:hint="eastAsia"/>
+          <w:szCs w:val="21"/>
+        </w:rPr>
+        <w:t xml:space="preserve"> </w:t>
+      </w:r>
+      <w:r>
+        <w:rPr>
+          <w:rFonts w:hint="eastAsia"/>
+          <w:szCs w:val="21"/>
+        </w:rPr>
+        <w:t>婚恋</w:t>
+      </w:r>
+      <w:r>
+        <w:rPr>
+          <w:rFonts w:hint="eastAsia"/>
+          <w:szCs w:val="21"/>
+        </w:rPr>
+        <w:t>价值观</w:t>
+      </w:r>
+      <w:r>
+        <w:rPr>
+          <w:rFonts w:hint="eastAsia"/>
+          <w:szCs w:val="21"/>
+        </w:rPr>
+        <w:t xml:space="preserve"> </w:t>
+      </w:r>
+      <w:r>
+        <w:rPr>
+          <w:rFonts w:hint="eastAsia"/>
+          <w:szCs w:val="21"/>
+        </w:rPr>
+        <w:t>文化</w:t>
       </w:r>
     </w:p>
     <w:p>
@@ -4246,6 +4203,7 @@
   <w:style w:type="character" w:default="1" w:styleId="a0">
     <w:name w:val="Default Paragraph Font"/>
     <w:uiPriority w:val="1"/>
+    <w:semiHidden/>
     <w:unhideWhenUsed/>
   </w:style>
   <w:style w:type="table" w:default="1" w:styleId="a1">
